--- a/Documentación/Documentación II Proyecto BD.docx
+++ b/Documentación/Documentación II Proyecto BD.docx
@@ -340,7 +340,13 @@
     <w:sdt>
       <w:sdtPr>
         <w:rPr>
-          <w:lang w:val="es-ES"/>
+          <w:rFonts w:ascii="Arial" w:eastAsia="Arial" w:hAnsi="Arial" w:cs="Arial"/>
+          <w:color w:val="auto"/>
+          <w:kern w:val="2"/>
+          <w:sz w:val="22"/>
+          <w:szCs w:val="22"/>
+          <w:lang w:val="es-ES" w:eastAsia="en-US"/>
+          <w14:ligatures w14:val="standardContextual"/>
         </w:rPr>
         <w:id w:val="1563757811"/>
         <w:docPartObj>
@@ -350,15 +356,8 @@
       </w:sdtPr>
       <w:sdtEndPr>
         <w:rPr>
-          <w:rFonts w:ascii="Arial" w:eastAsia="Arial" w:hAnsi="Arial" w:cs="Arial"/>
           <w:b/>
           <w:bCs/>
-          <w:color w:val="auto"/>
-          <w:kern w:val="2"/>
-          <w:sz w:val="22"/>
-          <w:szCs w:val="22"/>
-          <w:lang w:eastAsia="en-US"/>
-          <w14:ligatures w14:val="standardContextual"/>
         </w:rPr>
       </w:sdtEndPr>
       <w:sdtContent>
@@ -2563,25 +2562,7 @@
                 <w:sz w:val="20"/>
                 <w:szCs w:val="20"/>
               </w:rPr>
-              <w:t>5.5 EXP</w:t>
-            </w:r>
-            <w:r>
-              <w:rPr>
-                <w:rStyle w:val="Hipervnculo"/>
-                <w:noProof/>
-                <w:sz w:val="20"/>
-                <w:szCs w:val="20"/>
-              </w:rPr>
-              <w:t>L</w:t>
-            </w:r>
-            <w:r>
-              <w:rPr>
-                <w:rStyle w:val="Hipervnculo"/>
-                <w:noProof/>
-                <w:sz w:val="20"/>
-                <w:szCs w:val="20"/>
-              </w:rPr>
-              <w:t>AIN ANALYZE</w:t>
+              <w:t>5.5 EXPLAIN ANALYZE</w:t>
             </w:r>
             <w:r>
               <w:rPr>
@@ -9294,7 +9275,7 @@
           <w:noProof/>
         </w:rPr>
         <w:drawing>
-          <wp:inline distT="0" distB="0" distL="0" distR="0" wp14:anchorId="1E79F9B9" wp14:editId="443FEF5F">
+          <wp:inline distT="0" distB="0" distL="0" distR="0" wp14:anchorId="1E79F9B9" wp14:editId="31D37445">
             <wp:extent cx="5317142" cy="6753225"/>
             <wp:effectExtent l="0" t="0" r="0" b="0"/>
             <wp:docPr id="1443851057" name="Imagen 1"/>
@@ -18394,63 +18375,7 @@
         <w:jc w:val="both"/>
       </w:pPr>
       <w:r>
-        <w:t xml:space="preserve">Para ver qué tanto ayudan los índices, llenamos la base con datos de prueba (unos 202 mil boletos, además de otras tablas) y corrimos EXPLAIN (ANALYZE, BUFFERS) antes y después de crearlos. Sin índices, buscar los boletos de una compra obligaba a leer la tabla completa y descartar 201,915 filas, y tardaba 32.4 ms. Revisar los bloqueos vencidos era peor: un </w:t>
-      </w:r>
-      <w:proofErr w:type="spellStart"/>
-      <w:r>
-        <w:t>Parallel</w:t>
-      </w:r>
-      <w:proofErr w:type="spellEnd"/>
-      <w:r>
-        <w:t xml:space="preserve"> </w:t>
-      </w:r>
-      <w:proofErr w:type="spellStart"/>
-      <w:r>
-        <w:t>Seq</w:t>
-      </w:r>
-      <w:proofErr w:type="spellEnd"/>
-      <w:r>
-        <w:t xml:space="preserve"> Scan sobre toda </w:t>
-      </w:r>
-      <w:proofErr w:type="spellStart"/>
-      <w:r>
-        <w:t>funcion_asiento</w:t>
-      </w:r>
-      <w:proofErr w:type="spellEnd"/>
-      <w:r>
-        <w:t xml:space="preserve">, de 169.9 ms. Después creamos los índices, ejecutamos ANALYZE y VACUUM (ANALYZE) y repetimos las mediciones. Los boletos de una compra pasaron a un Index Scan sobre </w:t>
-      </w:r>
-      <w:proofErr w:type="spellStart"/>
-      <w:r>
-        <w:t>idx_boleto_compra</w:t>
-      </w:r>
-      <w:proofErr w:type="spellEnd"/>
-      <w:r>
-        <w:t xml:space="preserve"> y bajaron a 6.3 ms, y los bloqueos vencidos ahora usan </w:t>
-      </w:r>
-      <w:proofErr w:type="spellStart"/>
-      <w:r>
-        <w:t>idx_funcion_asiento_bloqueados</w:t>
-      </w:r>
-      <w:proofErr w:type="spellEnd"/>
-      <w:r>
-        <w:t xml:space="preserve"> y tardan 2.2 ms. En el top 5 de películas, el Index </w:t>
-      </w:r>
-      <w:proofErr w:type="spellStart"/>
-      <w:r>
-        <w:t>Only</w:t>
-      </w:r>
-      <w:proofErr w:type="spellEnd"/>
-      <w:r>
-        <w:t xml:space="preserve"> Scan sobre </w:t>
-      </w:r>
-      <w:proofErr w:type="spellStart"/>
-      <w:r>
-        <w:t>idx_boleto_emision_vendidos</w:t>
-      </w:r>
-      <w:proofErr w:type="spellEnd"/>
-      <w:r>
-        <w:t xml:space="preserve"> redujo el tiempo de 165.2 ms a 56.6 ms, y «Mis boletos» bajó de 166.1 ms a 38.2 ms.</w:t>
+        <w:t>Para ver qué tanto ayudan los índices, llenamos la base con datos de prueba (unos 202 mil boletos, además de otras tablas) y corrimos EXPLAIN (ANALYZE, BUFFERS) antes y después de crearlos. Sin índices, buscar los boletos de una compra obligaba a leer la tabla completa y descartar 201,915 filas, y tardaba 32.4 ms. Revisar los bloqueos vencidos era peor: un Parallel Seq Scan sobre toda funcion_asiento, de 169.9 ms. Después creamos los índices, ejecutamos ANALYZE y VACUUM (ANALYZE) y repetimos las mediciones. Los boletos de una compra pasaron a un Index Scan sobre idx_boleto_compra y bajaron a 6.3 ms, y los bloqueos vencidos ahora usan idx_funcion_asiento_bloqueados y tardan 2.2 ms. En el top 5 de películas, el Index Only Scan sobre idx_boleto_emision_vendidos redujo el tiempo de 165.2 ms a 56.6 ms, y «Mis boletos» bajó de 166.1 ms a 38.2 ms.</w:t>
       </w:r>
     </w:p>
     <w:p>
@@ -19590,54 +19515,8 @@
                 <w:szCs w:val="20"/>
                 <w:lang w:val="en-US"/>
               </w:rPr>
-              <w:t xml:space="preserve">Nested Loop Left Join </w:t>
-            </w:r>
-            <w:proofErr w:type="gramStart"/>
-            <w:r>
-              <w:rPr>
-                <w:sz w:val="20"/>
-                <w:szCs w:val="20"/>
-                <w:lang w:val="en-US"/>
-              </w:rPr>
-              <w:t>con</w:t>
-            </w:r>
-            <w:proofErr w:type="gramEnd"/>
-            <w:r>
-              <w:rPr>
-                <w:sz w:val="20"/>
-                <w:szCs w:val="20"/>
-                <w:lang w:val="en-US"/>
-              </w:rPr>
-              <w:t xml:space="preserve"> Index Scan </w:t>
-            </w:r>
-            <w:proofErr w:type="spellStart"/>
-            <w:r>
-              <w:rPr>
-                <w:sz w:val="20"/>
-                <w:szCs w:val="20"/>
-                <w:lang w:val="en-US"/>
-              </w:rPr>
-              <w:t>en</w:t>
-            </w:r>
-            <w:proofErr w:type="spellEnd"/>
-            <w:r>
-              <w:rPr>
-                <w:sz w:val="20"/>
-                <w:szCs w:val="20"/>
-                <w:lang w:val="en-US"/>
-              </w:rPr>
-              <w:t xml:space="preserve"> </w:t>
-            </w:r>
-            <w:proofErr w:type="spellStart"/>
-            <w:r>
-              <w:rPr>
-                <w:sz w:val="20"/>
-                <w:szCs w:val="20"/>
-                <w:lang w:val="en-US"/>
-              </w:rPr>
-              <w:t>funcion_funcion_id_sala_id_key</w:t>
-            </w:r>
-            <w:proofErr w:type="spellEnd"/>
+              <w:t>Nested Loop Left Join con Index Scan en funcion_funcion_id_sala_id_key</w:t>
+            </w:r>
           </w:p>
         </w:tc>
         <w:tc>
@@ -23950,7 +23829,16 @@
     </w:p>
     <w:p>
       <w:pPr>
+        <w:jc w:val="both"/>
+      </w:pPr>
+    </w:p>
+    <w:p>
+      <w:pPr>
         <w:pStyle w:val="Ttulo1"/>
+        <w:numPr>
+          <w:ilvl w:val="2"/>
+          <w:numId w:val="7"/>
+        </w:numPr>
         <w:rPr>
           <w:rFonts w:ascii="Arial" w:hAnsi="Arial" w:cs="Arial"/>
           <w:b/>
@@ -23960,7 +23848,6 @@
           <w:szCs w:val="28"/>
         </w:rPr>
       </w:pPr>
-      <w:bookmarkStart w:id="40" w:name="_Toc243844627"/>
       <w:r>
         <w:rPr>
           <w:rFonts w:ascii="Arial" w:hAnsi="Arial" w:cs="Arial"/>
@@ -23970,7 +23857,104 @@
           <w:sz w:val="28"/>
           <w:szCs w:val="28"/>
         </w:rPr>
-        <w:t>9. Referencias</w:t>
+        <w:t xml:space="preserve">9. </w:t>
+      </w:r>
+      <w:r>
+        <w:rPr>
+          <w:rFonts w:ascii="Arial" w:hAnsi="Arial" w:cs="Arial"/>
+          <w:b/>
+          <w:bCs/>
+          <w:color w:val="000000" w:themeColor="text1"/>
+          <w:sz w:val="28"/>
+          <w:szCs w:val="28"/>
+        </w:rPr>
+        <w:t>Declaración de IA:</w:t>
+      </w:r>
+    </w:p>
+    <w:p/>
+    <w:p>
+      <w:r>
+        <w:t xml:space="preserve">Se uilizó IA como herramienta de </w:t>
+      </w:r>
+      <w:r>
+        <w:t>ayuda, mejora constante y optimización del proyecto. Se utilizó para aclarar dudas, mejora de redacción, corrección de errores, ayuda en la búsqueda de los mismos en lo que es la base de datos. Se utilizo como herramienta de búsqueda de información, optimización de redacción, herramienta comparativa y como herramienta de búsqueda de errores para la entrega final</w:t>
+      </w:r>
+      <w:r>
+        <w:t xml:space="preserve"> en lo que es la documentación</w:t>
+      </w:r>
+      <w:r>
+        <w:t>. Se utilizó de forma recurrente y completa en lo que es la app, no nos han enseñado ni tenemos los conocimientos completos para elaborar una app o una interaz capa</w:t>
+      </w:r>
+      <w:r>
+        <w:t xml:space="preserve">z </w:t>
+      </w:r>
+      <w:r>
+        <w:t xml:space="preserve">de conectarse ni funcionar de manera autónoma, por lo que decidimos </w:t>
+      </w:r>
+      <w:r>
+        <w:t>apoyarnos</w:t>
+      </w:r>
+      <w:r>
+        <w:t xml:space="preserve"> de gran manera en la IA, se utilizó Claude como herramienta constructiva y de apoyo para la app</w:t>
+      </w:r>
+      <w:r>
+        <w:t>.</w:t>
+      </w:r>
+    </w:p>
+    <w:p>
+      <w:pPr>
+        <w:jc w:val="both"/>
+      </w:pPr>
+    </w:p>
+    <w:p>
+      <w:pPr>
+        <w:pStyle w:val="Ttulo1"/>
+        <w:rPr>
+          <w:rFonts w:ascii="Arial" w:hAnsi="Arial" w:cs="Arial"/>
+          <w:b/>
+          <w:bCs/>
+          <w:color w:val="000000" w:themeColor="text1"/>
+          <w:sz w:val="28"/>
+          <w:szCs w:val="28"/>
+          <w:lang w:val="pt-PT"/>
+        </w:rPr>
+      </w:pPr>
+      <w:r>
+        <w:rPr>
+          <w:rFonts w:ascii="Arial" w:hAnsi="Arial" w:cs="Arial"/>
+          <w:b/>
+          <w:bCs/>
+          <w:color w:val="000000" w:themeColor="text1"/>
+          <w:sz w:val="28"/>
+          <w:szCs w:val="28"/>
+          <w:lang w:val="pt-PT"/>
+        </w:rPr>
+        <w:t xml:space="preserve">10. </w:t>
+      </w:r>
+      <w:r>
+        <w:rPr>
+          <w:rFonts w:ascii="Arial" w:hAnsi="Arial" w:cs="Arial"/>
+          <w:b/>
+          <w:bCs/>
+          <w:color w:val="000000" w:themeColor="text1"/>
+          <w:sz w:val="28"/>
+          <w:szCs w:val="28"/>
+          <w:lang w:val="pt-PT"/>
+        </w:rPr>
+        <w:t xml:space="preserve"> </w:t>
+      </w:r>
+      <w:bookmarkStart w:id="40" w:name="_Toc243844627"/>
+      <w:r>
+        <w:rPr>
+          <w:rFonts w:ascii="Arial" w:hAnsi="Arial" w:cs="Arial"/>
+          <w:b/>
+          <w:bCs/>
+          <w:color w:val="000000" w:themeColor="text1"/>
+          <w:sz w:val="28"/>
+          <w:szCs w:val="28"/>
+          <w:lang w:val="pt-PT"/>
+        </w:rPr>
+        <w:t>Referencias</w:t>
       </w:r>
       <w:bookmarkEnd w:id="40"/>
     </w:p>
@@ -23979,7 +23963,13 @@
         <w:ind w:left="720" w:hanging="720"/>
       </w:pPr>
       <w:r>
-        <w:t xml:space="preserve">Amazon Web Services. (s. f.-a). </w:t>
+        <w:rPr>
+          <w:lang w:val="pt-PT"/>
+        </w:rPr>
+        <w:t xml:space="preserve">Amazon Web Services. </w:t>
+      </w:r>
+      <w:r>
+        <w:t xml:space="preserve">(s. f.-a). </w:t>
       </w:r>
       <w:r>
         <w:rPr>
@@ -24214,23 +24204,8 @@
         </w:rPr>
       </w:pPr>
       <w:r>
-        <w:t xml:space="preserve">Google </w:t>
-      </w:r>
-      <w:proofErr w:type="spellStart"/>
-      <w:r>
-        <w:t>Workspace</w:t>
-      </w:r>
-      <w:proofErr w:type="spellEnd"/>
-      <w:r>
-        <w:t xml:space="preserve"> </w:t>
-      </w:r>
-      <w:proofErr w:type="spellStart"/>
-      <w:r>
-        <w:t>Updates</w:t>
-      </w:r>
-      <w:proofErr w:type="spellEnd"/>
-      <w:r>
-        <w:t xml:space="preserve">. (2026, 10 de septiembre). </w:t>
+        <w:lastRenderedPageBreak/>
+        <w:t xml:space="preserve">Google Workspace Updates. (2026, 10 de septiembre). </w:t>
       </w:r>
       <w:r>
         <w:rPr>
@@ -24394,6 +24369,16 @@
           <w:t>https://www.sqlite.org/whentouse.html</w:t>
         </w:r>
       </w:hyperlink>
+    </w:p>
+    <w:p>
+      <w:pPr>
+        <w:ind w:left="720" w:hanging="720"/>
+      </w:pPr>
+    </w:p>
+    <w:p>
+      <w:pPr>
+        <w:ind w:left="720" w:hanging="720"/>
+      </w:pPr>
     </w:p>
     <w:sectPr>
       <w:headerReference w:type="default" r:id="rId70"/>
@@ -25819,6 +25804,9 @@
   </w:num>
   <w:num w:numId="11" w16cid:durableId="667173855">
     <w:abstractNumId w:val="5"/>
+  </w:num>
+  <w:num w:numId="12" w16cid:durableId="1057247283">
+    <w:abstractNumId w:val="0"/>
   </w:num>
 </w:numbering>
 </file>
@@ -26424,6 +26412,7 @@
   <w:style w:type="character" w:default="1" w:styleId="Fuentedeprrafopredeter">
     <w:name w:val="Default Paragraph Font"/>
     <w:uiPriority w:val="1"/>
+    <w:semiHidden/>
     <w:unhideWhenUsed/>
   </w:style>
   <w:style w:type="table" w:default="1" w:styleId="Tablanormal">
